--- a/templates/order_hw_reply.docx
+++ b/templates/order_hw_reply.docx
@@ -912,7 +912,7 @@
           <w:sz w:val="24"/>
           <w:szCs w:val="24"/>
         </w:rPr>
-        <w:t>}}.</w:t>
+        <w:t>}}</w:t>
       </w:r>
     </w:p>
     <w:p>
@@ -986,10 +986,32 @@
       <w:r>
         <w:rPr>
           <w:rFonts w:ascii="Bookman Old Style" w:hAnsi="Bookman Old Style" w:cs="Arial"/>
-          <w:sz w:val="24"/>
-          <w:szCs w:val="24"/>
-        </w:rPr>
-        <w:t>{{date_of_reply}}</w:t>
+          <w:b/>
+          <w:bCs/>
+          <w:sz w:val="24"/>
+          <w:szCs w:val="24"/>
+        </w:rPr>
+        <w:t>[</w:t>
+      </w:r>
+      <w:r>
+        <w:rPr>
+          <w:rFonts w:ascii="Bookman Old Style" w:hAnsi="Bookman Old Style" w:cs="Arial"/>
+          <w:b/>
+          <w:bCs/>
+          <w:sz w:val="24"/>
+          <w:szCs w:val="24"/>
+        </w:rPr>
+        <w:t>date_of_reply</w:t>
+      </w:r>
+      <w:r>
+        <w:rPr>
+          <w:rFonts w:ascii="Bookman Old Style" w:hAnsi="Bookman Old Style" w:cs="Arial"/>
+          <w:b/>
+          <w:bCs/>
+          <w:sz w:val="24"/>
+          <w:szCs w:val="24"/>
+        </w:rPr>
+        <w:t>]</w:t>
       </w:r>
       <w:r>
         <w:rPr>
